--- a/APP/alerted_documents/vessel_report_9481494.docx
+++ b/APP/alerted_documents/vessel_report_9481494.docx
@@ -117,17 +117,17 @@
     </w:p>
     <w:p>
       <w:r>
-        <w:t>ETA_AIS: 2024-09-18 17:25</w:t>
+        <w:t>ETA_AIS: 2025-01-26 18:22</w:t>
       </w:r>
     </w:p>
     <w:p>
       <w:r>
-        <w:t>ETA: 2024-09-18 17:25</w:t>
+        <w:t>ETA: 2025-01-26 18:22</w:t>
       </w:r>
     </w:p>
     <w:p>
       <w:r>
-        <w:t>ETA_PREDICTED: 2024-09-18 17:25</w:t>
+        <w:t>ETA_PREDICTED: 2025-01-26 18:22</w:t>
       </w:r>
     </w:p>
     <w:p>
@@ -152,7 +152,7 @@
     </w:p>
     <w:p>
       <w:r>
-        <w:t>TIMESTAMP: 2024-09-18T17:25:29.049475000</w:t>
+        <w:t>TIMESTAMP: 2025-01-26T18:22:09.029230000</w:t>
       </w:r>
     </w:p>
     <w:p>
